--- a/Var5/ЛБ5_Десятов_V2.docx
+++ b/Var5/ЛБ5_Десятов_V2.docx
@@ -3539,8 +3539,6 @@
         </w:numPr>
         <w:ind w:left="993"/>
       </w:pPr>
-      <w:commentRangeStart w:id="7"/>
-      <w:commentRangeStart w:id="8"/>
       <w:r>
         <w:t xml:space="preserve">Составление </w:t>
       </w:r>
@@ -3655,24 +3653,6 @@
       <w:r>
         <w:t>Привести список использованной литературы.</w:t>
       </w:r>
-      <w:commentRangeEnd w:id="7"/>
-      <w:r>
-        <w:rPr>
-          <w:rStyle w:val="ab"/>
-          <w:rFonts w:asciiTheme="minorHAnsi" w:eastAsiaTheme="minorHAnsi" w:hAnsiTheme="minorHAnsi" w:cstheme="minorBidi"/>
-          <w:lang w:eastAsia="en-US"/>
-        </w:rPr>
-        <w:commentReference w:id="7"/>
-      </w:r>
-      <w:commentRangeEnd w:id="8"/>
-      <w:r>
-        <w:rPr>
-          <w:rStyle w:val="ab"/>
-          <w:rFonts w:asciiTheme="minorHAnsi" w:eastAsiaTheme="minorHAnsi" w:hAnsiTheme="minorHAnsi" w:cstheme="minorBidi"/>
-          <w:lang w:eastAsia="en-US"/>
-        </w:rPr>
-        <w:commentReference w:id="8"/>
-      </w:r>
     </w:p>
     <w:p>
       <w:pPr>
@@ -3743,25 +3723,25 @@
       <w:pPr>
         <w:pStyle w:val="1"/>
       </w:pPr>
-      <w:bookmarkStart w:id="9" w:name="_Toc228030584"/>
+      <w:bookmarkStart w:id="7" w:name="_Toc228030584"/>
       <w:r>
         <w:lastRenderedPageBreak/>
         <w:t>Основная часть</w:t>
       </w:r>
-      <w:bookmarkEnd w:id="9"/>
+      <w:bookmarkEnd w:id="7"/>
     </w:p>
     <w:p>
       <w:pPr>
         <w:pStyle w:val="2"/>
       </w:pPr>
-      <w:bookmarkStart w:id="10" w:name="_Toc228030585"/>
+      <w:bookmarkStart w:id="8" w:name="_Toc228030585"/>
       <w:r>
         <w:rPr>
           <w:lang w:val="en-US"/>
         </w:rPr>
         <w:t>Use case</w:t>
       </w:r>
-      <w:bookmarkEnd w:id="10"/>
+      <w:bookmarkEnd w:id="8"/>
     </w:p>
     <w:p>
       <w:pPr>
@@ -3837,13 +3817,11 @@
             <v:path o:extrusionok="f" gradientshapeok="t" o:connecttype="rect"/>
             <o:lock v:ext="edit" aspectratio="t"/>
           </v:shapetype>
-          <v:shape id="_x0000_i1025" type="#_x0000_t75" style="width:467.05pt;height:150.9pt">
-            <v:imagedata r:id="rId13" o:title="new"/>
+          <v:shape id="_x0000_i1025" type="#_x0000_t75" style="width:466.95pt;height:151pt">
+            <v:imagedata r:id="rId9" o:title="new"/>
           </v:shape>
         </w:pict>
       </w:r>
-      <w:commentRangeStart w:id="11"/>
-      <w:commentRangeStart w:id="12"/>
     </w:p>
     <w:p>
       <w:pPr>
@@ -3854,34 +3832,16 @@
       <w:r>
         <w:t>Рисунок 1 – Диаграмма вариантов использования</w:t>
       </w:r>
-      <w:commentRangeEnd w:id="11"/>
-      <w:r>
-        <w:rPr>
-          <w:rStyle w:val="ab"/>
-          <w:rFonts w:asciiTheme="minorHAnsi" w:eastAsiaTheme="minorHAnsi" w:hAnsiTheme="minorHAnsi" w:cstheme="minorBidi"/>
-          <w:lang w:eastAsia="en-US"/>
-        </w:rPr>
-        <w:commentReference w:id="11"/>
-      </w:r>
-      <w:commentRangeEnd w:id="12"/>
-      <w:r>
-        <w:rPr>
-          <w:rStyle w:val="ab"/>
-          <w:rFonts w:asciiTheme="minorHAnsi" w:eastAsiaTheme="minorHAnsi" w:hAnsiTheme="minorHAnsi" w:cstheme="minorBidi"/>
-          <w:lang w:eastAsia="en-US"/>
-        </w:rPr>
-        <w:commentReference w:id="12"/>
-      </w:r>
     </w:p>
     <w:p>
       <w:pPr>
         <w:pStyle w:val="2"/>
       </w:pPr>
-      <w:bookmarkStart w:id="13" w:name="_Toc228030586"/>
+      <w:bookmarkStart w:id="9" w:name="_Toc228030586"/>
       <w:r>
         <w:t>UML диаграмма классов</w:t>
       </w:r>
-      <w:bookmarkEnd w:id="13"/>
+      <w:bookmarkEnd w:id="9"/>
     </w:p>
     <w:p>
       <w:pPr>
@@ -3954,7 +3914,7 @@
                     </pic:cNvPicPr>
                   </pic:nvPicPr>
                   <pic:blipFill>
-                    <a:blip r:embed="rId14">
+                    <a:blip r:embed="rId10">
                       <a:extLst>
                         <a:ext uri="{28A0092B-C50C-407E-A947-70E740481C1C}">
                           <a14:useLocalDpi xmlns:a14="http://schemas.microsoft.com/office/drawing/2010/main" val="0"/>
@@ -4012,11 +3972,11 @@
       <w:r>
         <w:t xml:space="preserve"> </w:t>
       </w:r>
-      <w:bookmarkStart w:id="14" w:name="_Toc228030587"/>
+      <w:bookmarkStart w:id="10" w:name="_Toc228030587"/>
       <w:r>
         <w:t>Описание классов</w:t>
       </w:r>
-      <w:bookmarkEnd w:id="14"/>
+      <w:bookmarkEnd w:id="10"/>
     </w:p>
     <w:p>
       <w:pPr>
@@ -4027,7 +3987,11 @@
         </w:rPr>
       </w:pPr>
       <w:r>
-        <w:t>Таблица 1 – Описание интерфейса</w:t>
+        <w:t xml:space="preserve">Таблица 1 – </w:t>
+      </w:r>
+      <w:commentRangeStart w:id="11"/>
+      <w:r>
+        <w:t>Описание интерфейса</w:t>
       </w:r>
       <w:r>
         <w:t xml:space="preserve"> </w:t>
@@ -4042,7 +4006,16 @@
       <w:r>
         <w:t>Discount</w:t>
       </w:r>
+      <w:commentRangeEnd w:id="11"/>
       <w:proofErr w:type="spellEnd"/>
+      <w:r>
+        <w:rPr>
+          <w:rStyle w:val="ab"/>
+          <w:rFonts w:asciiTheme="minorHAnsi" w:eastAsiaTheme="minorHAnsi" w:hAnsiTheme="minorHAnsi" w:cstheme="minorBidi"/>
+          <w:lang w:eastAsia="en-US"/>
+        </w:rPr>
+        <w:commentReference w:id="11"/>
+      </w:r>
     </w:p>
     <w:tbl>
       <w:tblPr>
@@ -6766,7 +6739,7 @@
       <w:r>
         <w:t xml:space="preserve"> </w:t>
       </w:r>
-      <w:bookmarkStart w:id="15" w:name="_Toc228030588"/>
+      <w:bookmarkStart w:id="12" w:name="_Toc228030588"/>
       <w:r>
         <w:t xml:space="preserve">Дерево ветвлений </w:t>
       </w:r>
@@ -6776,7 +6749,7 @@
         </w:rPr>
         <w:t>Git</w:t>
       </w:r>
-      <w:bookmarkEnd w:id="15"/>
+      <w:bookmarkEnd w:id="12"/>
     </w:p>
     <w:p>
       <w:pPr>
@@ -6886,11 +6859,11 @@
         </w:rPr>
         <w:t xml:space="preserve"> </w:t>
       </w:r>
-      <w:bookmarkStart w:id="16" w:name="_Toc228030589"/>
+      <w:bookmarkStart w:id="13" w:name="_Toc228030589"/>
       <w:r>
         <w:t>Тестирование программы</w:t>
       </w:r>
-      <w:bookmarkEnd w:id="16"/>
+      <w:bookmarkEnd w:id="13"/>
     </w:p>
     <w:p>
       <w:pPr>
@@ -6962,11 +6935,11 @@
       <w:pPr>
         <w:pStyle w:val="3"/>
       </w:pPr>
-      <w:bookmarkStart w:id="17" w:name="_Toc228030590"/>
+      <w:bookmarkStart w:id="14" w:name="_Toc228030590"/>
       <w:r>
         <w:t>Тест №1 – Добавление элемента</w:t>
       </w:r>
-      <w:bookmarkEnd w:id="17"/>
+      <w:bookmarkEnd w:id="14"/>
     </w:p>
     <w:p>
       <w:pPr>
@@ -7202,6 +7175,7 @@
         <w:ind w:firstLine="0"/>
         <w:jc w:val="center"/>
       </w:pPr>
+      <w:commentRangeStart w:id="15"/>
       <w:r>
         <w:rPr>
           <w:noProof/>
@@ -7243,6 +7217,15 @@
           </wp:inline>
         </w:drawing>
       </w:r>
+      <w:commentRangeEnd w:id="15"/>
+      <w:r>
+        <w:rPr>
+          <w:rStyle w:val="ab"/>
+          <w:rFonts w:asciiTheme="minorHAnsi" w:eastAsiaTheme="minorHAnsi" w:hAnsiTheme="minorHAnsi" w:cstheme="minorBidi"/>
+          <w:lang w:eastAsia="en-US"/>
+        </w:rPr>
+        <w:commentReference w:id="15"/>
+      </w:r>
     </w:p>
     <w:p>
       <w:pPr>
@@ -7260,6 +7243,7 @@
         <w:ind w:firstLine="142"/>
         <w:jc w:val="center"/>
       </w:pPr>
+      <w:commentRangeStart w:id="16"/>
       <w:r>
         <w:rPr>
           <w:noProof/>
@@ -7299,6 +7283,15 @@
             </a:graphic>
           </wp:inline>
         </w:drawing>
+      </w:r>
+      <w:commentRangeEnd w:id="16"/>
+      <w:r>
+        <w:rPr>
+          <w:rStyle w:val="ab"/>
+          <w:rFonts w:asciiTheme="minorHAnsi" w:eastAsiaTheme="minorHAnsi" w:hAnsiTheme="minorHAnsi" w:cstheme="minorBidi"/>
+          <w:lang w:eastAsia="en-US"/>
+        </w:rPr>
+        <w:commentReference w:id="16"/>
       </w:r>
     </w:p>
     <w:p>
@@ -7438,14 +7431,14 @@
       <w:pPr>
         <w:pStyle w:val="3"/>
       </w:pPr>
-      <w:bookmarkStart w:id="18" w:name="_Toc228030591"/>
+      <w:bookmarkStart w:id="17" w:name="_Toc228030591"/>
       <w:r>
         <w:t>Тест №</w:t>
       </w:r>
       <w:r>
         <w:t>2 – Удаление элемента</w:t>
       </w:r>
-      <w:bookmarkEnd w:id="18"/>
+      <w:bookmarkEnd w:id="17"/>
     </w:p>
     <w:p>
       <w:pPr>
@@ -7588,7 +7581,7 @@
       <w:pPr>
         <w:pStyle w:val="3"/>
       </w:pPr>
-      <w:bookmarkStart w:id="19" w:name="_Toc228030592"/>
+      <w:bookmarkStart w:id="18" w:name="_Toc228030592"/>
       <w:r>
         <w:lastRenderedPageBreak/>
         <w:t>Тест №</w:t>
@@ -7596,7 +7589,7 @@
       <w:r>
         <w:t>3 – Поиск элемента</w:t>
       </w:r>
-      <w:bookmarkEnd w:id="19"/>
+      <w:bookmarkEnd w:id="18"/>
     </w:p>
     <w:p>
       <w:pPr>
@@ -7880,7 +7873,7 @@
       <w:pPr>
         <w:pStyle w:val="3"/>
       </w:pPr>
-      <w:bookmarkStart w:id="20" w:name="_Toc228030593"/>
+      <w:bookmarkStart w:id="19" w:name="_Toc228030593"/>
       <w:r>
         <w:lastRenderedPageBreak/>
         <w:t>Тест №</w:t>
@@ -7888,7 +7881,7 @@
       <w:r>
         <w:t>4 – Сохранение данных</w:t>
       </w:r>
-      <w:bookmarkEnd w:id="20"/>
+      <w:bookmarkEnd w:id="19"/>
     </w:p>
     <w:p>
       <w:pPr>
@@ -8167,14 +8160,14 @@
       <w:pPr>
         <w:pStyle w:val="3"/>
       </w:pPr>
-      <w:bookmarkStart w:id="21" w:name="_Toc228030594"/>
+      <w:bookmarkStart w:id="20" w:name="_Toc228030594"/>
       <w:r>
         <w:t>Тест №</w:t>
       </w:r>
       <w:r>
         <w:t>5 – Загрузка данных</w:t>
       </w:r>
-      <w:bookmarkEnd w:id="21"/>
+      <w:bookmarkEnd w:id="20"/>
     </w:p>
     <w:p>
       <w:pPr>
@@ -8535,8 +8528,8 @@
           <w:szCs w:val="24"/>
         </w:rPr>
       </w:pPr>
-      <w:bookmarkStart w:id="22" w:name="_Toc225423988"/>
-      <w:bookmarkStart w:id="23" w:name="_Toc228030595"/>
+      <w:bookmarkStart w:id="21" w:name="_Toc225423988"/>
+      <w:bookmarkStart w:id="22" w:name="_Toc228030595"/>
       <w:r>
         <w:rPr>
           <w:rFonts w:eastAsia="Times New Roman" w:cs="Times New Roman"/>
@@ -8548,8 +8541,8 @@
         <w:lastRenderedPageBreak/>
         <w:t>Приложение А</w:t>
       </w:r>
+      <w:bookmarkEnd w:id="21"/>
       <w:bookmarkEnd w:id="22"/>
-      <w:bookmarkEnd w:id="23"/>
     </w:p>
     <w:p>
       <w:pPr>
@@ -8889,7 +8882,7 @@
           <w:rFonts w:eastAsia="Calibri"/>
         </w:rPr>
       </w:pPr>
-      <w:bookmarkStart w:id="24" w:name="_Toc228030596"/>
+      <w:bookmarkStart w:id="23" w:name="_Toc228030596"/>
       <w:r>
         <w:rPr>
           <w:rFonts w:eastAsia="Calibri"/>
@@ -8897,21 +8890,77 @@
         <w:lastRenderedPageBreak/>
         <w:t>Общие сведения</w:t>
       </w:r>
+      <w:bookmarkEnd w:id="23"/>
+    </w:p>
+    <w:p>
+      <w:pPr>
+        <w:pStyle w:val="2"/>
+        <w:rPr>
+          <w:rFonts w:eastAsia="Calibri"/>
+        </w:rPr>
+      </w:pPr>
+      <w:bookmarkStart w:id="24" w:name="_Toc228030597"/>
+      <w:r>
+        <w:rPr>
+          <w:rFonts w:eastAsia="Calibri"/>
+        </w:rPr>
+        <w:t>Полное наименование системы и её условное обозначение</w:t>
+      </w:r>
       <w:bookmarkEnd w:id="24"/>
     </w:p>
     <w:p>
       <w:pPr>
+        <w:pStyle w:val="TNR"/>
+        <w:rPr>
+          <w:rFonts w:eastAsia="Calibri"/>
+        </w:rPr>
+      </w:pPr>
+      <w:r>
+        <w:rPr>
+          <w:rFonts w:eastAsia="Calibri"/>
+        </w:rPr>
+        <w:t xml:space="preserve">Полное наименование: «Программа для расчёта </w:t>
+      </w:r>
+      <w:r>
+        <w:rPr>
+          <w:rFonts w:eastAsia="Calibri"/>
+        </w:rPr>
+        <w:t>скидок</w:t>
+      </w:r>
+      <w:r>
+        <w:rPr>
+          <w:rFonts w:eastAsia="Calibri"/>
+        </w:rPr>
+        <w:t>».</w:t>
+      </w:r>
+    </w:p>
+    <w:p>
+      <w:pPr>
+        <w:pStyle w:val="TNR"/>
+        <w:rPr>
+          <w:rFonts w:eastAsia="Calibri"/>
+        </w:rPr>
+      </w:pPr>
+      <w:r>
+        <w:rPr>
+          <w:rFonts w:eastAsia="Calibri"/>
+        </w:rPr>
+        <w:t>Условное обозначение: Система.</w:t>
+      </w:r>
+    </w:p>
+    <w:p>
+      <w:pPr>
         <w:pStyle w:val="2"/>
         <w:rPr>
           <w:rFonts w:eastAsia="Calibri"/>
         </w:rPr>
       </w:pPr>
-      <w:bookmarkStart w:id="25" w:name="_Toc228030597"/>
+      <w:bookmarkStart w:id="25" w:name="_Toc228030598"/>
       <w:r>
         <w:rPr>
           <w:rFonts w:eastAsia="Calibri"/>
         </w:rPr>
-        <w:t>Полное наименование системы и её условное обозначение</w:t>
+        <w:t>Наименование предприятий разработчика и заказчика системы</w:t>
       </w:r>
       <w:bookmarkEnd w:id="25"/>
     </w:p>
@@ -8926,33 +8975,89 @@
         <w:rPr>
           <w:rFonts w:eastAsia="Calibri"/>
         </w:rPr>
-        <w:t xml:space="preserve">Полное наименование: «Программа для расчёта </w:t>
+        <w:t xml:space="preserve">Заказчик: </w:t>
       </w:r>
       <w:r>
         <w:rPr>
           <w:rFonts w:eastAsia="Calibri"/>
         </w:rPr>
-        <w:t>скидок</w:t>
+        <w:t>к</w:t>
       </w:r>
       <w:r>
         <w:rPr>
           <w:rFonts w:eastAsia="Calibri"/>
         </w:rPr>
-        <w:t>».</w:t>
-      </w:r>
-    </w:p>
-    <w:p>
-      <w:pPr>
-        <w:pStyle w:val="TNR"/>
+        <w:t>.т.</w:t>
+      </w:r>
+      <w:r>
         <w:rPr>
           <w:rFonts w:eastAsia="Calibri"/>
         </w:rPr>
-      </w:pPr>
+        <w:t>н.</w:t>
+      </w:r>
       <w:r>
         <w:rPr>
           <w:rFonts w:eastAsia="Calibri"/>
         </w:rPr>
-        <w:t>Условное обозначение: Система.</w:t>
+        <w:t xml:space="preserve">, доцент </w:t>
+      </w:r>
+      <w:proofErr w:type="spellStart"/>
+      <w:r>
+        <w:rPr>
+          <w:rFonts w:eastAsia="Calibri"/>
+        </w:rPr>
+        <w:t>Калентьев</w:t>
+      </w:r>
+      <w:proofErr w:type="spellEnd"/>
+      <w:r>
+        <w:rPr>
+          <w:rFonts w:eastAsia="Calibri"/>
+        </w:rPr>
+        <w:t xml:space="preserve"> А. А.</w:t>
+      </w:r>
+    </w:p>
+    <w:p>
+      <w:pPr>
+        <w:pStyle w:val="TNR"/>
+        <w:rPr>
+          <w:rFonts w:eastAsia="Calibri"/>
+        </w:rPr>
+      </w:pPr>
+      <w:r>
+        <w:rPr>
+          <w:rFonts w:eastAsia="Calibri"/>
+        </w:rPr>
+        <w:t xml:space="preserve">Разработчик: </w:t>
+      </w:r>
+      <w:r>
+        <w:rPr>
+          <w:rFonts w:eastAsia="Calibri"/>
+        </w:rPr>
+        <w:t>с</w:t>
+      </w:r>
+      <w:r>
+        <w:rPr>
+          <w:rFonts w:eastAsia="Calibri"/>
+        </w:rPr>
+        <w:t>тудент гр. О-5КМ</w:t>
+      </w:r>
+      <w:r>
+        <w:rPr>
+          <w:rFonts w:eastAsia="Calibri"/>
+        </w:rPr>
+        <w:t>4</w:t>
+      </w:r>
+      <w:r>
+        <w:rPr>
+          <w:rFonts w:eastAsia="Calibri"/>
+        </w:rPr>
+        <w:t xml:space="preserve">1 НИ ТПУ </w:t>
+      </w:r>
+      <w:r>
+        <w:rPr>
+          <w:rFonts w:eastAsia="Calibri"/>
+        </w:rPr>
+        <w:t>Десятов А.В.</w:t>
       </w:r>
     </w:p>
     <w:p>
@@ -8962,12 +9067,12 @@
           <w:rFonts w:eastAsia="Calibri"/>
         </w:rPr>
       </w:pPr>
-      <w:bookmarkStart w:id="26" w:name="_Toc228030598"/>
+      <w:bookmarkStart w:id="26" w:name="_Toc228030599"/>
       <w:r>
         <w:rPr>
           <w:rFonts w:eastAsia="Calibri"/>
         </w:rPr>
-        <w:t>Наименование предприятий разработчика и заказчика системы</w:t>
+        <w:t>Плановые сроки начала и окончания работы по созданию системы</w:t>
       </w:r>
       <w:bookmarkEnd w:id="26"/>
     </w:p>
@@ -8982,216 +9087,104 @@
         <w:rPr>
           <w:rFonts w:eastAsia="Calibri"/>
         </w:rPr>
-        <w:t xml:space="preserve">Заказчик: </w:t>
+        <w:t xml:space="preserve">Начало работ: </w:t>
       </w:r>
       <w:r>
         <w:rPr>
           <w:rFonts w:eastAsia="Calibri"/>
         </w:rPr>
-        <w:t>к</w:t>
+        <w:t>5</w:t>
       </w:r>
       <w:r>
         <w:rPr>
           <w:rFonts w:eastAsia="Calibri"/>
         </w:rPr>
-        <w:t>.т.</w:t>
+        <w:t xml:space="preserve"> </w:t>
       </w:r>
       <w:r>
         <w:rPr>
           <w:rFonts w:eastAsia="Calibri"/>
         </w:rPr>
-        <w:t>н.</w:t>
+        <w:t>марта</w:t>
       </w:r>
       <w:r>
         <w:rPr>
           <w:rFonts w:eastAsia="Calibri"/>
         </w:rPr>
-        <w:t xml:space="preserve">, доцент </w:t>
-      </w:r>
-      <w:proofErr w:type="spellStart"/>
+        <w:t xml:space="preserve"> 202</w:t>
+      </w:r>
       <w:r>
         <w:rPr>
           <w:rFonts w:eastAsia="Calibri"/>
         </w:rPr>
-        <w:t>Калентьев</w:t>
-      </w:r>
-      <w:proofErr w:type="spellEnd"/>
+        <w:t>6</w:t>
+      </w:r>
       <w:r>
         <w:rPr>
           <w:rFonts w:eastAsia="Calibri"/>
         </w:rPr>
-        <w:t xml:space="preserve"> А. А.</w:t>
-      </w:r>
-    </w:p>
-    <w:p>
-      <w:pPr>
-        <w:pStyle w:val="TNR"/>
+        <w:t xml:space="preserve"> г.</w:t>
+      </w:r>
+    </w:p>
+    <w:p>
+      <w:pPr>
+        <w:pStyle w:val="TNR"/>
+      </w:pPr>
+      <w:r>
+        <w:t xml:space="preserve">Окончание работ: </w:t>
+      </w:r>
+      <w:commentRangeStart w:id="27"/>
+      <w:commentRangeStart w:id="28"/>
+      <w:r>
         <w:rPr>
           <w:rFonts w:eastAsia="Calibri"/>
         </w:rPr>
-      </w:pPr>
+        <w:t>3</w:t>
+      </w:r>
       <w:r>
         <w:rPr>
           <w:rFonts w:eastAsia="Calibri"/>
         </w:rPr>
-        <w:t xml:space="preserve">Разработчик: </w:t>
+        <w:t>0</w:t>
+      </w:r>
+      <w:r>
+        <w:t xml:space="preserve"> </w:t>
       </w:r>
       <w:r>
         <w:rPr>
           <w:rFonts w:eastAsia="Calibri"/>
         </w:rPr>
-        <w:t>с</w:t>
+        <w:t>апреля</w:t>
+      </w:r>
+      <w:r>
+        <w:t xml:space="preserve"> 202</w:t>
       </w:r>
       <w:r>
         <w:rPr>
           <w:rFonts w:eastAsia="Calibri"/>
         </w:rPr>
-        <w:t>тудент гр. О-5КМ</w:t>
-      </w:r>
-      <w:r>
-        <w:rPr>
-          <w:rFonts w:eastAsia="Calibri"/>
-        </w:rPr>
-        <w:t>4</w:t>
-      </w:r>
-      <w:r>
-        <w:rPr>
-          <w:rFonts w:eastAsia="Calibri"/>
-        </w:rPr>
-        <w:t xml:space="preserve">1 НИ ТПУ </w:t>
-      </w:r>
-      <w:r>
-        <w:rPr>
-          <w:rFonts w:eastAsia="Calibri"/>
-        </w:rPr>
-        <w:t>Десятов А.В.</w:t>
-      </w:r>
-    </w:p>
-    <w:p>
-      <w:pPr>
-        <w:pStyle w:val="2"/>
-        <w:rPr>
-          <w:rFonts w:eastAsia="Calibri"/>
-        </w:rPr>
-      </w:pPr>
-      <w:bookmarkStart w:id="27" w:name="_Toc228030599"/>
-      <w:r>
-        <w:rPr>
-          <w:rFonts w:eastAsia="Calibri"/>
-        </w:rPr>
-        <w:t>Плановые сроки начала и окончания работы по созданию системы</w:t>
-      </w:r>
-      <w:bookmarkEnd w:id="27"/>
-    </w:p>
-    <w:p>
-      <w:pPr>
-        <w:pStyle w:val="TNR"/>
-        <w:rPr>
-          <w:rFonts w:eastAsia="Calibri"/>
-        </w:rPr>
-      </w:pPr>
-      <w:r>
-        <w:rPr>
-          <w:rFonts w:eastAsia="Calibri"/>
-        </w:rPr>
-        <w:t xml:space="preserve">Начало работ: </w:t>
-      </w:r>
-      <w:r>
-        <w:rPr>
-          <w:rFonts w:eastAsia="Calibri"/>
-        </w:rPr>
-        <w:t>5</w:t>
-      </w:r>
-      <w:r>
-        <w:rPr>
-          <w:rFonts w:eastAsia="Calibri"/>
-        </w:rPr>
-        <w:t xml:space="preserve"> </w:t>
-      </w:r>
-      <w:r>
-        <w:rPr>
-          <w:rFonts w:eastAsia="Calibri"/>
-        </w:rPr>
-        <w:t>марта</w:t>
-      </w:r>
-      <w:r>
-        <w:rPr>
-          <w:rFonts w:eastAsia="Calibri"/>
-        </w:rPr>
-        <w:t xml:space="preserve"> 202</w:t>
-      </w:r>
-      <w:r>
-        <w:rPr>
-          <w:rFonts w:eastAsia="Calibri"/>
-        </w:rPr>
         <w:t>6</w:t>
       </w:r>
       <w:r>
-        <w:rPr>
-          <w:rFonts w:eastAsia="Calibri"/>
-        </w:rPr>
         <w:t xml:space="preserve"> г.</w:t>
       </w:r>
-    </w:p>
-    <w:p>
-      <w:pPr>
-        <w:pStyle w:val="TNR"/>
-      </w:pPr>
-      <w:r>
-        <w:t xml:space="preserve">Окончание работ: </w:t>
-      </w:r>
-      <w:commentRangeStart w:id="28"/>
-      <w:commentRangeStart w:id="29"/>
-      <w:r>
-        <w:rPr>
-          <w:rFonts w:eastAsia="Calibri"/>
-        </w:rPr>
-        <w:t>3</w:t>
-      </w:r>
-      <w:r>
-        <w:rPr>
-          <w:rFonts w:eastAsia="Calibri"/>
-        </w:rPr>
-        <w:t>0</w:t>
-      </w:r>
-      <w:r>
-        <w:t xml:space="preserve"> </w:t>
-      </w:r>
-      <w:r>
-        <w:rPr>
-          <w:rFonts w:eastAsia="Calibri"/>
-        </w:rPr>
-        <w:t>апреля</w:t>
-      </w:r>
-      <w:r>
-        <w:t xml:space="preserve"> 202</w:t>
-      </w:r>
-      <w:r>
-        <w:rPr>
-          <w:rFonts w:eastAsia="Calibri"/>
-        </w:rPr>
-        <w:t>6</w:t>
-      </w:r>
-      <w:r>
-        <w:t xml:space="preserve"> г.</w:t>
-      </w:r>
-      <w:commentRangeEnd w:id="28"/>
+      <w:commentRangeEnd w:id="27"/>
       <w:r>
         <w:rPr>
           <w:rStyle w:val="ab"/>
           <w:rFonts w:asciiTheme="minorHAnsi" w:eastAsiaTheme="minorHAnsi" w:hAnsiTheme="minorHAnsi" w:cstheme="minorBidi"/>
           <w:lang w:eastAsia="en-US"/>
         </w:rPr>
-        <w:commentReference w:id="28"/>
-      </w:r>
-      <w:commentRangeEnd w:id="29"/>
+        <w:commentReference w:id="27"/>
+      </w:r>
+      <w:commentRangeEnd w:id="28"/>
       <w:r>
         <w:rPr>
           <w:rStyle w:val="ab"/>
           <w:rFonts w:asciiTheme="minorHAnsi" w:eastAsiaTheme="minorHAnsi" w:hAnsiTheme="minorHAnsi" w:cstheme="minorBidi"/>
           <w:lang w:eastAsia="en-US"/>
         </w:rPr>
-        <w:commentReference w:id="29"/>
+        <w:commentReference w:id="28"/>
       </w:r>
     </w:p>
     <w:p>
@@ -9207,28 +9200,64 @@
         </w:rPr>
         <w:t xml:space="preserve"> </w:t>
       </w:r>
-      <w:bookmarkStart w:id="30" w:name="_Toc228030600"/>
+      <w:bookmarkStart w:id="29" w:name="_Toc228030600"/>
       <w:r>
         <w:rPr>
           <w:rFonts w:eastAsia="Calibri"/>
         </w:rPr>
         <w:t>Назначение и цели создания системы</w:t>
       </w:r>
+      <w:bookmarkEnd w:id="29"/>
+    </w:p>
+    <w:p>
+      <w:pPr>
+        <w:pStyle w:val="2"/>
+        <w:rPr>
+          <w:rFonts w:eastAsia="Calibri"/>
+        </w:rPr>
+      </w:pPr>
+      <w:bookmarkStart w:id="30" w:name="_Toc228030601"/>
+      <w:r>
+        <w:rPr>
+          <w:rFonts w:eastAsia="Calibri"/>
+        </w:rPr>
+        <w:t>Назначение системы</w:t>
+      </w:r>
       <w:bookmarkEnd w:id="30"/>
     </w:p>
     <w:p>
       <w:pPr>
+        <w:pStyle w:val="TNR"/>
+        <w:rPr>
+          <w:rFonts w:eastAsia="Calibri"/>
+        </w:rPr>
+      </w:pPr>
+      <w:r>
+        <w:rPr>
+          <w:rFonts w:eastAsia="Calibri"/>
+        </w:rPr>
+        <w:t xml:space="preserve">Система предназначена для </w:t>
+      </w:r>
+      <w:r>
+        <w:rPr>
+          <w:rFonts w:eastAsia="Calibri"/>
+        </w:rPr>
+        <w:t>управления списком скидок, расчета размера скидки и итоговой стоимости товара.</w:t>
+      </w:r>
+    </w:p>
+    <w:p>
+      <w:pPr>
         <w:pStyle w:val="2"/>
         <w:rPr>
           <w:rFonts w:eastAsia="Calibri"/>
         </w:rPr>
       </w:pPr>
-      <w:bookmarkStart w:id="31" w:name="_Toc228030601"/>
+      <w:bookmarkStart w:id="31" w:name="_Toc228030602"/>
       <w:r>
         <w:rPr>
           <w:rFonts w:eastAsia="Calibri"/>
         </w:rPr>
-        <w:t>Назначение системы</w:t>
+        <w:t>Цели создания системы</w:t>
       </w:r>
       <w:bookmarkEnd w:id="31"/>
     </w:p>
@@ -9243,125 +9272,89 @@
         <w:rPr>
           <w:rFonts w:eastAsia="Calibri"/>
         </w:rPr>
-        <w:t xml:space="preserve">Система предназначена для </w:t>
+        <w:t xml:space="preserve">Система создаётся в целях сокращения трудозатрат </w:t>
       </w:r>
       <w:r>
         <w:rPr>
           <w:rFonts w:eastAsia="Calibri"/>
         </w:rPr>
-        <w:t>управления списком скидок, расчета размера скидки и итоговой стоимости товара.</w:t>
-      </w:r>
-    </w:p>
-    <w:p>
-      <w:pPr>
-        <w:pStyle w:val="2"/>
+        <w:t>персонала при обработке данных о скидках.</w:t>
+      </w:r>
+    </w:p>
+    <w:p>
+      <w:pPr>
+        <w:pStyle w:val="1"/>
         <w:rPr>
           <w:rFonts w:eastAsia="Calibri"/>
         </w:rPr>
       </w:pPr>
-      <w:bookmarkStart w:id="32" w:name="_Toc228030602"/>
+      <w:bookmarkStart w:id="32" w:name="_Toc228030603"/>
       <w:r>
         <w:rPr>
           <w:rFonts w:eastAsia="Calibri"/>
         </w:rPr>
-        <w:t>Цели создания системы</w:t>
+        <w:t>Описание проблемы</w:t>
       </w:r>
       <w:bookmarkEnd w:id="32"/>
     </w:p>
     <w:p>
       <w:pPr>
         <w:pStyle w:val="TNR"/>
+      </w:pPr>
+      <w:r>
+        <w:t>Р</w:t>
+      </w:r>
+      <w:r>
+        <w:t>асчёт размера скидок и итоговой стоимости товаров выполнялся вручную или с использованием калькулятор</w:t>
+      </w:r>
+      <w:r>
+        <w:t>а</w:t>
+      </w:r>
+      <w:r>
+        <w:t>, что требовало значительных временных затрат и могло приводить к ошибкам при вводе данных, неверному определению типа скидки или некорректному применению формул расчёта.</w:t>
+      </w:r>
+    </w:p>
+    <w:p>
+      <w:pPr>
+        <w:pStyle w:val="TNR"/>
+      </w:pPr>
+      <w:r>
+        <w:t xml:space="preserve">С целью автоматизации процесса </w:t>
+      </w:r>
+      <w:r>
+        <w:t>расчета</w:t>
+      </w:r>
+      <w:r>
+        <w:t xml:space="preserve"> скид</w:t>
+      </w:r>
+      <w:r>
+        <w:t>ок и</w:t>
+      </w:r>
+      <w:r>
+        <w:t xml:space="preserve"> повышения точности расчётов</w:t>
+      </w:r>
+      <w:r>
+        <w:t xml:space="preserve"> </w:t>
+      </w:r>
+      <w:r>
+        <w:t>разрабатывается программное обеспечение с поддержкой различных типов скидок (процентная, по сертификату).</w:t>
+      </w:r>
+    </w:p>
+    <w:p>
+      <w:pPr>
+        <w:pStyle w:val="1"/>
         <w:rPr>
           <w:rFonts w:eastAsia="Calibri"/>
         </w:rPr>
       </w:pPr>
+      <w:bookmarkStart w:id="33" w:name="_Toc228030604"/>
       <w:r>
         <w:rPr>
           <w:rFonts w:eastAsia="Calibri"/>
         </w:rPr>
-        <w:t xml:space="preserve">Система создаётся в целях сокращения трудозатрат </w:t>
-      </w:r>
-      <w:r>
-        <w:rPr>
-          <w:rFonts w:eastAsia="Calibri"/>
-        </w:rPr>
-        <w:t>персонала при обработке данных о скидках.</w:t>
-      </w:r>
-    </w:p>
-    <w:p>
-      <w:pPr>
-        <w:pStyle w:val="1"/>
-        <w:rPr>
-          <w:rFonts w:eastAsia="Calibri"/>
-        </w:rPr>
-      </w:pPr>
-      <w:bookmarkStart w:id="33" w:name="_Toc228030603"/>
-      <w:r>
-        <w:rPr>
-          <w:rFonts w:eastAsia="Calibri"/>
-        </w:rPr>
-        <w:t>Описание проблемы</w:t>
+        <w:t>Требования к системе</w:t>
       </w:r>
       <w:bookmarkEnd w:id="33"/>
-    </w:p>
-    <w:p>
-      <w:pPr>
-        <w:pStyle w:val="TNR"/>
-      </w:pPr>
-      <w:r>
-        <w:t>Р</w:t>
-      </w:r>
-      <w:r>
-        <w:t>асчёт размера скидок и итоговой стоимости товаров выполнялся вручную или с использованием калькулятор</w:t>
-      </w:r>
-      <w:r>
-        <w:t>а</w:t>
-      </w:r>
-      <w:r>
-        <w:t>, что требовало значительных временных затрат и могло приводить к ошибкам при вводе данных, неверному определению типа скидки или некорректному применению формул расчёта.</w:t>
-      </w:r>
-    </w:p>
-    <w:p>
-      <w:pPr>
-        <w:pStyle w:val="TNR"/>
-      </w:pPr>
-      <w:r>
-        <w:t xml:space="preserve">С целью автоматизации процесса </w:t>
-      </w:r>
-      <w:r>
-        <w:t>расчета</w:t>
-      </w:r>
-      <w:r>
-        <w:t xml:space="preserve"> скид</w:t>
-      </w:r>
-      <w:r>
-        <w:t>ок и</w:t>
-      </w:r>
-      <w:r>
-        <w:t xml:space="preserve"> повышения точности расчётов</w:t>
-      </w:r>
-      <w:r>
-        <w:t xml:space="preserve"> </w:t>
-      </w:r>
-      <w:r>
-        <w:t>разрабатывается программное обеспечение с поддержкой различных типов скидок (процентная, по сертификату).</w:t>
-      </w:r>
-    </w:p>
-    <w:p>
-      <w:pPr>
-        <w:pStyle w:val="1"/>
-        <w:rPr>
-          <w:rFonts w:eastAsia="Calibri"/>
-        </w:rPr>
-      </w:pPr>
-      <w:bookmarkStart w:id="34" w:name="_Toc228030604"/>
-      <w:r>
-        <w:rPr>
-          <w:rFonts w:eastAsia="Calibri"/>
-        </w:rPr>
-        <w:t>Требования к системе</w:t>
-      </w:r>
-      <w:bookmarkEnd w:id="34"/>
     </w:p>
     <w:p>
       <w:pPr>
@@ -9684,44 +9677,44 @@
           <w:rFonts w:eastAsia="Calibri"/>
         </w:rPr>
       </w:pPr>
-      <w:bookmarkStart w:id="35" w:name="_Toc228030605"/>
+      <w:bookmarkStart w:id="34" w:name="_Toc228030605"/>
       <w:r>
         <w:rPr>
           <w:rFonts w:eastAsia="Calibri"/>
         </w:rPr>
         <w:t>Требования к архитектуре</w:t>
       </w:r>
+      <w:bookmarkEnd w:id="34"/>
+    </w:p>
+    <w:p>
+      <w:pPr>
+        <w:pStyle w:val="TNR"/>
+      </w:pPr>
+      <w:r>
+        <w:rPr>
+          <w:b/>
+        </w:rPr>
+        <w:t>А1</w:t>
+      </w:r>
+      <w:r>
+        <w:t>. Система должна быть реализована в виде приложения.</w:t>
+      </w:r>
+    </w:p>
+    <w:p>
+      <w:pPr>
+        <w:pStyle w:val="2"/>
+        <w:rPr>
+          <w:rFonts w:eastAsia="Calibri"/>
+        </w:rPr>
+      </w:pPr>
+      <w:bookmarkStart w:id="35" w:name="_Toc228030606"/>
+      <w:r>
+        <w:rPr>
+          <w:rFonts w:eastAsia="Calibri"/>
+        </w:rPr>
+        <w:t>Требования к структуре данных</w:t>
+      </w:r>
       <w:bookmarkEnd w:id="35"/>
-    </w:p>
-    <w:p>
-      <w:pPr>
-        <w:pStyle w:val="TNR"/>
-      </w:pPr>
-      <w:r>
-        <w:rPr>
-          <w:b/>
-        </w:rPr>
-        <w:t>А1</w:t>
-      </w:r>
-      <w:r>
-        <w:t>. Система должна быть реализована в виде приложения.</w:t>
-      </w:r>
-    </w:p>
-    <w:p>
-      <w:pPr>
-        <w:pStyle w:val="2"/>
-        <w:rPr>
-          <w:rFonts w:eastAsia="Calibri"/>
-        </w:rPr>
-      </w:pPr>
-      <w:bookmarkStart w:id="36" w:name="_Toc228030606"/>
-      <w:r>
-        <w:rPr>
-          <w:rFonts w:eastAsia="Calibri"/>
-        </w:rPr>
-        <w:t>Требования к структуре данных</w:t>
-      </w:r>
-      <w:bookmarkEnd w:id="36"/>
     </w:p>
     <w:p>
       <w:pPr>
@@ -10251,14 +10244,14 @@
           <w:rFonts w:eastAsia="Calibri"/>
         </w:rPr>
       </w:pPr>
-      <w:bookmarkStart w:id="37" w:name="_Toc228030607"/>
+      <w:bookmarkStart w:id="36" w:name="_Toc228030607"/>
       <w:r>
         <w:rPr>
           <w:rFonts w:eastAsia="Calibri"/>
         </w:rPr>
         <w:t>Функциональные требования</w:t>
       </w:r>
-      <w:bookmarkEnd w:id="37"/>
+      <w:bookmarkEnd w:id="36"/>
     </w:p>
     <w:p>
       <w:pPr>
@@ -10352,10 +10345,10 @@
           <w:position w:val="-12"/>
         </w:rPr>
         <w:object w:dxaOrig="5020" w:dyaOrig="360" w14:anchorId="7A614889">
-          <v:shape id="_x0000_i1026" type="#_x0000_t75" style="width:251.05pt;height:18.15pt" o:ole="">
+          <v:shape id="_x0000_i1026" type="#_x0000_t75" style="width:250.95pt;height:18.25pt" o:ole="">
             <v:imagedata r:id="rId38" o:title=""/>
           </v:shape>
-          <o:OLEObject Type="Embed" ProgID="Equation.DSMT4" ShapeID="_x0000_i1026" DrawAspect="Content" ObjectID="_1838811476" r:id="rId39"/>
+          <o:OLEObject Type="Embed" ProgID="Equation.DSMT4" ShapeID="_x0000_i1026" DrawAspect="Content" ObjectID="_1839053625" r:id="rId39"/>
         </w:object>
       </w:r>
       <w:r>
@@ -10366,8 +10359,6 @@
       <w:pPr>
         <w:pStyle w:val="TNR"/>
       </w:pPr>
-      <w:commentRangeStart w:id="38"/>
-      <w:commentRangeStart w:id="39"/>
       <w:r>
         <w:lastRenderedPageBreak/>
         <w:t>где</w:t>
@@ -10435,24 +10426,6 @@
       <w:r>
         <w:t>процент скидки, %.</w:t>
       </w:r>
-      <w:commentRangeEnd w:id="38"/>
-      <w:r>
-        <w:rPr>
-          <w:rStyle w:val="ab"/>
-          <w:rFonts w:asciiTheme="minorHAnsi" w:eastAsiaTheme="minorHAnsi" w:hAnsiTheme="minorHAnsi" w:cstheme="minorBidi"/>
-          <w:lang w:eastAsia="en-US"/>
-        </w:rPr>
-        <w:commentReference w:id="38"/>
-      </w:r>
-      <w:commentRangeEnd w:id="39"/>
-      <w:r>
-        <w:rPr>
-          <w:rStyle w:val="ab"/>
-          <w:rFonts w:asciiTheme="minorHAnsi" w:eastAsiaTheme="minorHAnsi" w:hAnsiTheme="minorHAnsi" w:cstheme="minorBidi"/>
-          <w:lang w:eastAsia="en-US"/>
-        </w:rPr>
-        <w:commentReference w:id="39"/>
-      </w:r>
     </w:p>
     <w:p>
       <w:pPr>
@@ -10481,10 +10454,10 @@
           <w:position w:val="-12"/>
         </w:rPr>
         <w:object w:dxaOrig="5340" w:dyaOrig="360" w14:anchorId="2BBE46A1">
-          <v:shape id="_x0000_i1027" type="#_x0000_t75" style="width:266.7pt;height:18.15pt" o:ole="">
+          <v:shape id="_x0000_i1027" type="#_x0000_t75" style="width:266.5pt;height:18.25pt" o:ole="">
             <v:imagedata r:id="rId40" o:title=""/>
           </v:shape>
-          <o:OLEObject Type="Embed" ProgID="Equation.DSMT4" ShapeID="_x0000_i1027" DrawAspect="Content" ObjectID="_1838811477" r:id="rId41"/>
+          <o:OLEObject Type="Embed" ProgID="Equation.DSMT4" ShapeID="_x0000_i1027" DrawAspect="Content" ObjectID="_1839053626" r:id="rId41"/>
         </w:object>
       </w:r>
     </w:p>
@@ -10639,14 +10612,14 @@
           <w:rFonts w:eastAsia="Calibri"/>
         </w:rPr>
       </w:pPr>
-      <w:bookmarkStart w:id="40" w:name="_Toc228030608"/>
+      <w:bookmarkStart w:id="37" w:name="_Toc228030608"/>
       <w:r>
         <w:rPr>
           <w:rFonts w:eastAsia="Calibri"/>
         </w:rPr>
         <w:t>Требования к пользовательскому интерфейсу</w:t>
       </w:r>
-      <w:bookmarkEnd w:id="40"/>
+      <w:bookmarkEnd w:id="37"/>
     </w:p>
     <w:p>
       <w:pPr>
@@ -10697,7 +10670,7 @@
           <w:rFonts w:eastAsia="Calibri"/>
         </w:rPr>
       </w:pPr>
-      <w:bookmarkStart w:id="41" w:name="_Toc228030609"/>
+      <w:bookmarkStart w:id="38" w:name="_Toc228030609"/>
       <w:r>
         <w:rPr>
           <w:rFonts w:eastAsia="Calibri"/>
@@ -10716,7 +10689,7 @@
         </w:rPr>
         <w:t>программному обеспечению</w:t>
       </w:r>
-      <w:bookmarkEnd w:id="41"/>
+      <w:bookmarkEnd w:id="38"/>
     </w:p>
     <w:p>
       <w:pPr>
@@ -10841,16 +10814,16 @@
         </w:numPr>
         <w:ind w:left="360" w:hanging="360"/>
       </w:pPr>
-      <w:bookmarkStart w:id="42" w:name="_Toc74829069"/>
-      <w:bookmarkStart w:id="43" w:name="_Toc74956678"/>
-      <w:bookmarkStart w:id="44" w:name="_Toc228030610"/>
+      <w:bookmarkStart w:id="39" w:name="_Toc74829069"/>
+      <w:bookmarkStart w:id="40" w:name="_Toc74956678"/>
+      <w:bookmarkStart w:id="41" w:name="_Toc228030610"/>
       <w:r>
         <w:lastRenderedPageBreak/>
         <w:t>СПИСОК ИСПОЛЬЗОВАННЫХ ИСТОЧНИКОВ</w:t>
       </w:r>
-      <w:bookmarkEnd w:id="42"/>
-      <w:bookmarkEnd w:id="43"/>
-      <w:bookmarkEnd w:id="44"/>
+      <w:bookmarkEnd w:id="39"/>
+      <w:bookmarkEnd w:id="40"/>
+      <w:bookmarkEnd w:id="41"/>
     </w:p>
     <w:p>
       <w:pPr>
@@ -10939,7 +10912,7 @@
 
 <file path=word/comments.xml><?xml version="1.0" encoding="utf-8"?>
 <w:comments xmlns:wpc="http://schemas.microsoft.com/office/word/2010/wordprocessingCanvas" xmlns:cx="http://schemas.microsoft.com/office/drawing/2014/chartex" xmlns:cx1="http://schemas.microsoft.com/office/drawing/2015/9/8/chartex" xmlns:cx2="http://schemas.microsoft.com/office/drawing/2015/10/21/chartex" xmlns:cx3="http://schemas.microsoft.com/office/drawing/2016/5/9/chartex" xmlns:cx4="http://schemas.microsoft.com/office/drawing/2016/5/10/chartex" xmlns:cx5="http://schemas.microsoft.com/office/drawing/2016/5/11/chartex" xmlns:cx6="http://schemas.microsoft.com/office/drawing/2016/5/12/chartex" xmlns:cx7="http://schemas.microsoft.com/office/drawing/2016/5/13/chartex" xmlns:cx8="http://schemas.microsoft.com/office/drawing/2016/5/14/chartex" xmlns:mc="http://schemas.openxmlformats.org/markup-compatibility/2006" xmlns:aink="http://schemas.microsoft.com/office/drawing/2016/ink" xmlns:am3d="http://schemas.microsoft.com/office/drawing/2017/model3d" xmlns:o="urn:schemas-microsoft-com:office:office" xmlns:r="http://schemas.openxmlformats.org/officeDocument/2006/relationships" xmlns:m="http://schemas.openxmlformats.org/officeDocument/2006/math" xmlns:v="urn:schemas-microsoft-com:vml" xmlns:wp14="http://schemas.microsoft.com/office/word/2010/wordprocessingDrawing" xmlns:wp="http://schemas.openxmlformats.org/drawingml/2006/wordprocessingDrawing" xmlns:w10="urn:schemas-microsoft-com:office:word" xmlns:w="http://schemas.openxmlformats.org/wordprocessingml/2006/main" xmlns:w14="http://schemas.microsoft.com/office/word/2010/wordml" xmlns:w15="http://schemas.microsoft.com/office/word/2012/wordml" xmlns:w16cex="http://schemas.microsoft.com/office/word/2018/wordml/cex" xmlns:w16cid="http://schemas.microsoft.com/office/word/2016/wordml/cid" xmlns:w16="http://schemas.microsoft.com/office/word/2018/wordml" xmlns:w16sdtdh="http://schemas.microsoft.com/office/word/2020/wordml/sdtdatahash" xmlns:w16se="http://schemas.microsoft.com/office/word/2015/wordml/symex" xmlns:wpg="http://schemas.microsoft.com/office/word/2010/wordprocessingGroup" xmlns:wpi="http://schemas.microsoft.com/office/word/2010/wordprocessingInk" xmlns:wne="http://schemas.microsoft.com/office/word/2006/wordml" xmlns:wps="http://schemas.microsoft.com/office/word/2010/wordprocessingShape" mc:Ignorable="w14 w15 w16se w16cid w16 w16cex w16sdtdh wp14">
-  <w:comment w:id="7" w:author="Aleksey A. Kalentev" w:date="2026-04-23T14:12:00Z" w:initials="AAK">
+  <w:comment w:id="11" w:author="Aleksey A. Kalentev" w:date="2026-04-30T11:24:00Z" w:initials="AAK">
     <w:p>
       <w:pPr>
         <w:pStyle w:val="ac"/>
@@ -10950,9 +10923,12 @@
         </w:rPr>
         <w:annotationRef/>
       </w:r>
+      <w:r>
+        <w:t>Тут и ниже добавить ещё поля</w:t>
+      </w:r>
     </w:p>
   </w:comment>
-  <w:comment w:id="8" w:author="Учетная запись Майкрософт" w:date="2026-04-25T16:09:00Z" w:initials="УзМ">
+  <w:comment w:id="15" w:author="Aleksey A. Kalentev" w:date="2026-04-30T11:26:00Z" w:initials="AAK">
     <w:p>
       <w:pPr>
         <w:pStyle w:val="ac"/>
@@ -10963,12 +10939,9 @@
         </w:rPr>
         <w:annotationRef/>
       </w:r>
-      <w:r>
-        <w:t>Добавил список</w:t>
-      </w:r>
     </w:p>
   </w:comment>
-  <w:comment w:id="11" w:author="Aleksey A. Kalentev" w:date="2026-04-23T14:12:00Z" w:initials="AAK">
+  <w:comment w:id="16" w:author="Aleksey A. Kalentev" w:date="2026-04-30T11:26:00Z" w:initials="AAK">
     <w:p>
       <w:pPr>
         <w:pStyle w:val="ac"/>
@@ -10981,7 +10954,7 @@
       </w:r>
     </w:p>
   </w:comment>
-  <w:comment w:id="12" w:author="Учетная запись Майкрософт" w:date="2026-04-25T16:21:00Z" w:initials="УзМ">
+  <w:comment w:id="27" w:author="Aleksey A. Kalentev" w:date="2026-04-23T14:16:00Z" w:initials="AAK">
     <w:p>
       <w:pPr>
         <w:pStyle w:val="ac"/>
@@ -10992,25 +10965,9 @@
         </w:rPr>
         <w:annotationRef/>
       </w:r>
-      <w:r>
-        <w:t>исправлено</w:t>
-      </w:r>
     </w:p>
   </w:comment>
-  <w:comment w:id="28" w:author="Aleksey A. Kalentev" w:date="2026-04-23T14:16:00Z" w:initials="AAK">
-    <w:p>
-      <w:pPr>
-        <w:pStyle w:val="ac"/>
-      </w:pPr>
-      <w:r>
-        <w:rPr>
-          <w:rStyle w:val="ab"/>
-        </w:rPr>
-        <w:annotationRef/>
-      </w:r>
-    </w:p>
-  </w:comment>
-  <w:comment w:id="29" w:author="Учетная запись Майкрософт" w:date="2026-04-25T16:47:00Z" w:initials="УзМ">
+  <w:comment w:id="28" w:author="Учетная запись Майкрософт" w:date="2026-04-25T16:47:00Z" w:initials="УзМ">
     <w:p>
       <w:pPr>
         <w:pStyle w:val="ac"/>
@@ -11077,70 +11034,35 @@
       </w:r>
     </w:p>
   </w:comment>
-  <w:comment w:id="38" w:author="Aleksey A. Kalentev" w:date="2026-04-23T14:17:00Z" w:initials="AAK">
-    <w:p>
-      <w:pPr>
-        <w:pStyle w:val="ac"/>
-      </w:pPr>
-      <w:r>
-        <w:rPr>
-          <w:rStyle w:val="ab"/>
-        </w:rPr>
-        <w:annotationRef/>
-      </w:r>
-    </w:p>
-  </w:comment>
-  <w:comment w:id="39" w:author="Учетная запись Майкрософт" w:date="2026-04-25T17:17:00Z" w:initials="УзМ">
-    <w:p>
-      <w:pPr>
-        <w:pStyle w:val="ac"/>
-      </w:pPr>
-      <w:r>
-        <w:rPr>
-          <w:rStyle w:val="ab"/>
-        </w:rPr>
-        <w:annotationRef/>
-      </w:r>
-      <w:r>
-        <w:t>Формула исправлена</w:t>
-      </w:r>
-    </w:p>
-  </w:comment>
 </w:comments>
 </file>
 
 <file path=word/commentsExtended.xml><?xml version="1.0" encoding="utf-8"?>
 <w15:commentsEx xmlns:wpc="http://schemas.microsoft.com/office/word/2010/wordprocessingCanvas" xmlns:cx="http://schemas.microsoft.com/office/drawing/2014/chartex" xmlns:cx1="http://schemas.microsoft.com/office/drawing/2015/9/8/chartex" xmlns:cx2="http://schemas.microsoft.com/office/drawing/2015/10/21/chartex" xmlns:cx3="http://schemas.microsoft.com/office/drawing/2016/5/9/chartex" xmlns:cx4="http://schemas.microsoft.com/office/drawing/2016/5/10/chartex" xmlns:cx5="http://schemas.microsoft.com/office/drawing/2016/5/11/chartex" xmlns:cx6="http://schemas.microsoft.com/office/drawing/2016/5/12/chartex" xmlns:cx7="http://schemas.microsoft.com/office/drawing/2016/5/13/chartex" xmlns:cx8="http://schemas.microsoft.com/office/drawing/2016/5/14/chartex" xmlns:mc="http://schemas.openxmlformats.org/markup-compatibility/2006" xmlns:aink="http://schemas.microsoft.com/office/drawing/2016/ink" xmlns:am3d="http://schemas.microsoft.com/office/drawing/2017/model3d" xmlns:o="urn:schemas-microsoft-com:office:office" xmlns:r="http://schemas.openxmlformats.org/officeDocument/2006/relationships" xmlns:m="http://schemas.openxmlformats.org/officeDocument/2006/math" xmlns:v="urn:schemas-microsoft-com:vml" xmlns:wp14="http://schemas.microsoft.com/office/word/2010/wordprocessingDrawing" xmlns:wp="http://schemas.openxmlformats.org/drawingml/2006/wordprocessingDrawing" xmlns:w10="urn:schemas-microsoft-com:office:word" xmlns:w="http://schemas.openxmlformats.org/wordprocessingml/2006/main" xmlns:w14="http://schemas.microsoft.com/office/word/2010/wordml" xmlns:w15="http://schemas.microsoft.com/office/word/2012/wordml" xmlns:w16cex="http://schemas.microsoft.com/office/word/2018/wordml/cex" xmlns:w16cid="http://schemas.microsoft.com/office/word/2016/wordml/cid" xmlns:w16="http://schemas.microsoft.com/office/word/2018/wordml" xmlns:w16sdtdh="http://schemas.microsoft.com/office/word/2020/wordml/sdtdatahash" xmlns:w16se="http://schemas.microsoft.com/office/word/2015/wordml/symex" xmlns:wpg="http://schemas.microsoft.com/office/word/2010/wordprocessingGroup" xmlns:wpi="http://schemas.microsoft.com/office/word/2010/wordprocessingInk" xmlns:wne="http://schemas.microsoft.com/office/word/2006/wordml" xmlns:wps="http://schemas.microsoft.com/office/word/2010/wordprocessingShape" mc:Ignorable="w14 w15 w16se w16cid w16 w16cex w16sdtdh wp14">
-  <w15:commentEx w15:paraId="1022F36B" w15:done="0"/>
-  <w15:commentEx w15:paraId="19428B73" w15:paraIdParent="1022F36B" w15:done="0"/>
-  <w15:commentEx w15:paraId="7D58C9DD" w15:done="0"/>
-  <w15:commentEx w15:paraId="5B2B2DB8" w15:paraIdParent="7D58C9DD" w15:done="0"/>
+  <w15:commentEx w15:paraId="4DAE397F" w15:done="0"/>
+  <w15:commentEx w15:paraId="1FCA814C" w15:done="0"/>
+  <w15:commentEx w15:paraId="3C122631" w15:done="0"/>
   <w15:commentEx w15:paraId="01360E54" w15:done="0"/>
   <w15:commentEx w15:paraId="6021497B" w15:paraIdParent="01360E54" w15:done="0"/>
-  <w15:commentEx w15:paraId="010ED036" w15:done="0"/>
-  <w15:commentEx w15:paraId="2324FD70" w15:paraIdParent="010ED036" w15:done="0"/>
 </w15:commentsEx>
 </file>
 
 <file path=word/commentsExtensible.xml><?xml version="1.0" encoding="utf-8"?>
 <w16cex:commentsExtensible xmlns:wpc="http://schemas.microsoft.com/office/word/2010/wordprocessingCanvas" xmlns:cx="http://schemas.microsoft.com/office/drawing/2014/chartex" xmlns:cx1="http://schemas.microsoft.com/office/drawing/2015/9/8/chartex" xmlns:cx2="http://schemas.microsoft.com/office/drawing/2015/10/21/chartex" xmlns:cx3="http://schemas.microsoft.com/office/drawing/2016/5/9/chartex" xmlns:cx4="http://schemas.microsoft.com/office/drawing/2016/5/10/chartex" xmlns:cx5="http://schemas.microsoft.com/office/drawing/2016/5/11/chartex" xmlns:cx6="http://schemas.microsoft.com/office/drawing/2016/5/12/chartex" xmlns:cx7="http://schemas.microsoft.com/office/drawing/2016/5/13/chartex" xmlns:cx8="http://schemas.microsoft.com/office/drawing/2016/5/14/chartex" xmlns:mc="http://schemas.openxmlformats.org/markup-compatibility/2006" xmlns:aink="http://schemas.microsoft.com/office/drawing/2016/ink" xmlns:am3d="http://schemas.microsoft.com/office/drawing/2017/model3d" xmlns:o="urn:schemas-microsoft-com:office:office" xmlns:r="http://schemas.openxmlformats.org/officeDocument/2006/relationships" xmlns:m="http://schemas.openxmlformats.org/officeDocument/2006/math" xmlns:v="urn:schemas-microsoft-com:vml" xmlns:wp14="http://schemas.microsoft.com/office/word/2010/wordprocessingDrawing" xmlns:wp="http://schemas.openxmlformats.org/drawingml/2006/wordprocessingDrawing" xmlns:w10="urn:schemas-microsoft-com:office:word" xmlns:w="http://schemas.openxmlformats.org/wordprocessingml/2006/main" xmlns:w14="http://schemas.microsoft.com/office/word/2010/wordml" xmlns:w15="http://schemas.microsoft.com/office/word/2012/wordml" xmlns:w16cex="http://schemas.microsoft.com/office/word/2018/wordml/cex" xmlns:w16cid="http://schemas.microsoft.com/office/word/2016/wordml/cid" xmlns:w16="http://schemas.microsoft.com/office/word/2018/wordml" xmlns:w16sdtdh="http://schemas.microsoft.com/office/word/2020/wordml/sdtdatahash" xmlns:w16se="http://schemas.microsoft.com/office/word/2015/wordml/symex" xmlns:wpg="http://schemas.microsoft.com/office/word/2010/wordprocessingGroup" xmlns:wpi="http://schemas.microsoft.com/office/word/2010/wordprocessingInk" xmlns:wne="http://schemas.microsoft.com/office/word/2006/wordml" xmlns:wps="http://schemas.microsoft.com/office/word/2010/wordprocessingShape" mc:Ignorable="w14 w15 w16se w16cid w16 w16cex w16sdtdh wp14">
-  <w16cex:commentExtensible w16cex:durableId="2D94A757" w16cex:dateUtc="2026-04-23T07:12:00Z"/>
-  <w16cex:commentExtensible w16cex:durableId="2D94A762" w16cex:dateUtc="2026-04-23T07:12:00Z"/>
+  <w16cex:commentExtensible w16cex:durableId="2D9DBA81" w16cex:dateUtc="2026-04-30T04:24:00Z"/>
+  <w16cex:commentExtensible w16cex:durableId="2D9DBAD7" w16cex:dateUtc="2026-04-30T04:26:00Z"/>
+  <w16cex:commentExtensible w16cex:durableId="2D9DBAE6" w16cex:dateUtc="2026-04-30T04:26:00Z"/>
   <w16cex:commentExtensible w16cex:durableId="2D94A83C" w16cex:dateUtc="2026-04-23T07:16:00Z"/>
-  <w16cex:commentExtensible w16cex:durableId="2D94A882" w16cex:dateUtc="2026-04-23T07:17:00Z"/>
 </w16cex:commentsExtensible>
 </file>
 
 <file path=word/commentsIds.xml><?xml version="1.0" encoding="utf-8"?>
 <w16cid:commentsIds xmlns:wpc="http://schemas.microsoft.com/office/word/2010/wordprocessingCanvas" xmlns:cx="http://schemas.microsoft.com/office/drawing/2014/chartex" xmlns:cx1="http://schemas.microsoft.com/office/drawing/2015/9/8/chartex" xmlns:cx2="http://schemas.microsoft.com/office/drawing/2015/10/21/chartex" xmlns:cx3="http://schemas.microsoft.com/office/drawing/2016/5/9/chartex" xmlns:cx4="http://schemas.microsoft.com/office/drawing/2016/5/10/chartex" xmlns:cx5="http://schemas.microsoft.com/office/drawing/2016/5/11/chartex" xmlns:cx6="http://schemas.microsoft.com/office/drawing/2016/5/12/chartex" xmlns:cx7="http://schemas.microsoft.com/office/drawing/2016/5/13/chartex" xmlns:cx8="http://schemas.microsoft.com/office/drawing/2016/5/14/chartex" xmlns:mc="http://schemas.openxmlformats.org/markup-compatibility/2006" xmlns:aink="http://schemas.microsoft.com/office/drawing/2016/ink" xmlns:am3d="http://schemas.microsoft.com/office/drawing/2017/model3d" xmlns:o="urn:schemas-microsoft-com:office:office" xmlns:r="http://schemas.openxmlformats.org/officeDocument/2006/relationships" xmlns:m="http://schemas.openxmlformats.org/officeDocument/2006/math" xmlns:v="urn:schemas-microsoft-com:vml" xmlns:wp14="http://schemas.microsoft.com/office/word/2010/wordprocessingDrawing" xmlns:wp="http://schemas.openxmlformats.org/drawingml/2006/wordprocessingDrawing" xmlns:w10="urn:schemas-microsoft-com:office:word" xmlns:w="http://schemas.openxmlformats.org/wordprocessingml/2006/main" xmlns:w14="http://schemas.microsoft.com/office/word/2010/wordml" xmlns:w15="http://schemas.microsoft.com/office/word/2012/wordml" xmlns:w16cex="http://schemas.microsoft.com/office/word/2018/wordml/cex" xmlns:w16cid="http://schemas.microsoft.com/office/word/2016/wordml/cid" xmlns:w16="http://schemas.microsoft.com/office/word/2018/wordml" xmlns:w16sdtdh="http://schemas.microsoft.com/office/word/2020/wordml/sdtdatahash" xmlns:w16se="http://schemas.microsoft.com/office/word/2015/wordml/symex" xmlns:wpg="http://schemas.microsoft.com/office/word/2010/wordprocessingGroup" xmlns:wpi="http://schemas.microsoft.com/office/word/2010/wordprocessingInk" xmlns:wne="http://schemas.microsoft.com/office/word/2006/wordml" xmlns:wps="http://schemas.microsoft.com/office/word/2010/wordprocessingShape" mc:Ignorable="w14 w15 w16se w16cid w16 w16cex w16sdtdh wp14">
-  <w16cid:commentId w16cid:paraId="1022F36B" w16cid:durableId="2D94A757"/>
-  <w16cid:commentId w16cid:paraId="19428B73" w16cid:durableId="2D9A0836"/>
-  <w16cid:commentId w16cid:paraId="7D58C9DD" w16cid:durableId="2D94A762"/>
-  <w16cid:commentId w16cid:paraId="5B2B2DB8" w16cid:durableId="2D9A0838"/>
+  <w16cid:commentId w16cid:paraId="4DAE397F" w16cid:durableId="2D9DBA81"/>
+  <w16cid:commentId w16cid:paraId="1FCA814C" w16cid:durableId="2D9DBAD7"/>
+  <w16cid:commentId w16cid:paraId="3C122631" w16cid:durableId="2D9DBAE6"/>
   <w16cid:commentId w16cid:paraId="01360E54" w16cid:durableId="2D94A83C"/>
   <w16cid:commentId w16cid:paraId="6021497B" w16cid:durableId="2D9A083A"/>
-  <w16cid:commentId w16cid:paraId="010ED036" w16cid:durableId="2D94A882"/>
-  <w16cid:commentId w16cid:paraId="2324FD70" w16cid:durableId="2D9A083C"/>
 </w16cid:commentsIds>
 </file>
 
@@ -12056,6 +11978,7 @@
     <w:lsdException w:name="HTML Sample" w:semiHidden="1" w:unhideWhenUsed="1"/>
     <w:lsdException w:name="HTML Typewriter" w:semiHidden="1" w:unhideWhenUsed="1"/>
     <w:lsdException w:name="HTML Variable" w:semiHidden="1" w:unhideWhenUsed="1"/>
+    <w:lsdException w:name="Normal Table" w:semiHidden="1" w:unhideWhenUsed="1"/>
     <w:lsdException w:name="annotation subject" w:semiHidden="1" w:unhideWhenUsed="1"/>
     <w:lsdException w:name="No List" w:semiHidden="1" w:unhideWhenUsed="1"/>
     <w:lsdException w:name="Outline List 1" w:semiHidden="1" w:unhideWhenUsed="1"/>
@@ -12098,8 +12021,11 @@
     <w:lsdException w:name="Table Contemporary" w:semiHidden="1" w:unhideWhenUsed="1"/>
     <w:lsdException w:name="Table Elegant" w:semiHidden="1" w:unhideWhenUsed="1"/>
     <w:lsdException w:name="Table Professional" w:semiHidden="1" w:unhideWhenUsed="1"/>
+    <w:lsdException w:name="Table Subtle 1" w:semiHidden="1" w:unhideWhenUsed="1"/>
     <w:lsdException w:name="Table Subtle 2" w:semiHidden="1" w:unhideWhenUsed="1"/>
     <w:lsdException w:name="Table Web 1" w:semiHidden="1" w:unhideWhenUsed="1"/>
+    <w:lsdException w:name="Table Web 2" w:semiHidden="1" w:unhideWhenUsed="1"/>
+    <w:lsdException w:name="Table Web 3" w:semiHidden="1" w:unhideWhenUsed="1"/>
     <w:lsdException w:name="Balloon Text" w:semiHidden="1" w:unhideWhenUsed="1"/>
     <w:lsdException w:name="Table Grid" w:uiPriority="39"/>
     <w:lsdException w:name="Table Theme" w:semiHidden="1" w:unhideWhenUsed="1"/>
